--- a/docs/lista_louvores/Textos_Louvores/OLHANDO PARA CRISTO (579 CC).docx
+++ b/docs/lista_louvores/Textos_Louvores/OLHANDO PARA CRISTO (579 CC).docx
@@ -4,49 +4,58 @@
   <w:body>
     <w:p>
       <w:pPr>
-        <w:pStyle w:val="SemEspaamento"/>
-        <w:rPr>
-          <w:rFonts w:ascii="Times New Roman" w:hAnsi="Times New Roman" w:cs="Times New Roman"/>
-        </w:rPr>
+        <w:pStyle w:val="Ttulo1"/>
       </w:pPr>
       <w:r>
-        <w:rPr>
-          <w:rFonts w:ascii="Times New Roman" w:hAnsi="Times New Roman" w:cs="Times New Roman"/>
-        </w:rPr>
-        <w:t>OLHANDO PARA CRISTO CC 579</w:t>
-      </w:r>
-    </w:p>
-    <w:p>
-      <w:r>
-        <w:t>Ruge forte, contundente, a guerra do pecado</w:t>
-      </w:r>
-      <w:r>
-        <w:br/>
-      </w:r>
-      <w:r>
-        <w:t>M</w:t>
-      </w:r>
-      <w:r>
-        <w:t>as os seus clangores vis não podem me afligir</w:t>
-      </w:r>
-    </w:p>
-    <w:p>
-      <w:r>
-        <w:t xml:space="preserve">Sei em quem confio, pois na rocha </w:t>
-      </w:r>
-      <w:r>
-        <w:br/>
-      </w:r>
-      <w:r>
-        <w:t>E</w:t>
-      </w:r>
-      <w:r>
-        <w:t>stou firmado e celestes bênçãos irei fruir</w:t>
+        <w:t xml:space="preserve">OLHANDO PARA CRISTO </w:t>
+      </w:r>
+      <w:r>
+        <w:t>(</w:t>
+      </w:r>
+      <w:r>
+        <w:t>579</w:t>
+      </w:r>
+      <w:r>
+        <w:t xml:space="preserve"> CC)</w:t>
       </w:r>
     </w:p>
     <w:p>
       <w:pPr>
-        <w:spacing w:before="120"/>
+        <w:spacing w:after="120"/>
+      </w:pPr>
+      <w:r>
+        <w:t>Ruge forte, contundente, a guerra do pecado</w:t>
+      </w:r>
+      <w:r>
+        <w:br/>
+      </w:r>
+      <w:r>
+        <w:t>M</w:t>
+      </w:r>
+      <w:r>
+        <w:t>as os seus clangores vis não podem me afligir</w:t>
+      </w:r>
+    </w:p>
+    <w:p>
+      <w:pPr>
+        <w:spacing w:after="120"/>
+      </w:pPr>
+      <w:r>
+        <w:t xml:space="preserve">Sei em quem confio, pois na rocha </w:t>
+      </w:r>
+      <w:r>
+        <w:br/>
+      </w:r>
+      <w:r>
+        <w:t>E</w:t>
+      </w:r>
+      <w:r>
+        <w:t>stou firmado e celestes bênçãos irei fruir</w:t>
+      </w:r>
+    </w:p>
+    <w:p>
+      <w:pPr>
+        <w:spacing w:after="120"/>
         <w:rPr>
           <w:b/>
           <w:bCs/>
@@ -90,9 +99,133 @@
         </w:rPr>
         <w:t>rossigo, pois avisto soberano galardão</w:t>
       </w:r>
+      <w:r>
+        <w:rPr>
+          <w:b/>
+          <w:bCs/>
+          <w:i/>
+          <w:iCs/>
+        </w:rPr>
+        <w:br/>
+      </w:r>
+      <w:r>
+        <w:rPr>
+          <w:b/>
+          <w:bCs/>
+          <w:i/>
+          <w:iCs/>
+        </w:rPr>
+        <w:t>De Deus ministro me revisto</w:t>
+      </w:r>
+      <w:r>
+        <w:rPr>
+          <w:b/>
+          <w:bCs/>
+          <w:i/>
+          <w:iCs/>
+        </w:rPr>
+        <w:br/>
+      </w:r>
+      <w:r>
+        <w:rPr>
+          <w:b/>
+          <w:bCs/>
+          <w:i/>
+          <w:iCs/>
+        </w:rPr>
+        <w:t>N</w:t>
+      </w:r>
+      <w:r>
+        <w:rPr>
+          <w:b/>
+          <w:bCs/>
+          <w:i/>
+          <w:iCs/>
+        </w:rPr>
+        <w:t>o poder do meu Senhor</w:t>
+      </w:r>
+      <w:r>
+        <w:rPr>
+          <w:b/>
+          <w:bCs/>
+          <w:i/>
+          <w:iCs/>
+        </w:rPr>
+        <w:br/>
+      </w:r>
+      <w:r>
+        <w:rPr>
+          <w:b/>
+          <w:bCs/>
+          <w:i/>
+          <w:iCs/>
+        </w:rPr>
+        <w:t>P</w:t>
+      </w:r>
+      <w:r>
+        <w:rPr>
+          <w:b/>
+          <w:bCs/>
+          <w:i/>
+          <w:iCs/>
+        </w:rPr>
+        <w:t>ara servi-lo com todo ardor</w:t>
+      </w:r>
     </w:p>
     <w:p>
       <w:pPr>
+        <w:spacing w:after="120"/>
+      </w:pPr>
+      <w:r>
+        <w:t xml:space="preserve">Vejo ao longe campos vastos, </w:t>
+      </w:r>
+      <w:r>
+        <w:br/>
+      </w:r>
+      <w:r>
+        <w:t>P</w:t>
+      </w:r>
+      <w:r>
+        <w:t xml:space="preserve">rontos </w:t>
+      </w:r>
+      <w:proofErr w:type="gramStart"/>
+      <w:r>
+        <w:t>pra</w:t>
+      </w:r>
+      <w:proofErr w:type="gramEnd"/>
+      <w:r>
+        <w:t xml:space="preserve"> colheita multidões sem luz,</w:t>
+      </w:r>
+      <w:r>
+        <w:br/>
+      </w:r>
+      <w:r>
+        <w:t>S</w:t>
+      </w:r>
+      <w:r>
+        <w:t>em Deus, aguardam salvação</w:t>
+      </w:r>
+    </w:p>
+    <w:p>
+      <w:pPr>
+        <w:spacing w:after="120"/>
+      </w:pPr>
+      <w:r>
+        <w:t xml:space="preserve">Vem ó Deus, desperta o amor da geração eleita </w:t>
+      </w:r>
+      <w:r>
+        <w:br/>
+      </w:r>
+      <w:r>
+        <w:t>P</w:t>
+      </w:r>
+      <w:r>
+        <w:t>ara os teus obreiros concede unção</w:t>
+      </w:r>
+    </w:p>
+    <w:p>
+      <w:pPr>
+        <w:spacing w:after="120"/>
         <w:rPr>
           <w:b/>
           <w:bCs/>
@@ -107,78 +240,24 @@
           <w:i/>
           <w:iCs/>
         </w:rPr>
-        <w:t>De Deus ministro me revisto</w:t>
-      </w:r>
-      <w:r>
-        <w:rPr>
-          <w:b/>
-          <w:bCs/>
-          <w:i/>
-          <w:iCs/>
-        </w:rPr>
-        <w:br/>
-      </w:r>
-      <w:r>
-        <w:rPr>
-          <w:b/>
-          <w:bCs/>
-          <w:i/>
-          <w:iCs/>
-        </w:rPr>
-        <w:t>N</w:t>
-      </w:r>
-      <w:r>
-        <w:rPr>
-          <w:b/>
-          <w:bCs/>
-          <w:i/>
-          <w:iCs/>
-        </w:rPr>
-        <w:t>o poder do meu Senhor</w:t>
-      </w:r>
-      <w:r>
-        <w:rPr>
-          <w:b/>
-          <w:bCs/>
-          <w:i/>
-          <w:iCs/>
-        </w:rPr>
-        <w:br/>
-      </w:r>
-      <w:r>
-        <w:rPr>
-          <w:b/>
-          <w:bCs/>
-          <w:i/>
-          <w:iCs/>
-        </w:rPr>
-        <w:t>P</w:t>
-      </w:r>
-      <w:r>
-        <w:rPr>
-          <w:b/>
-          <w:bCs/>
-          <w:i/>
-          <w:iCs/>
-        </w:rPr>
-        <w:t>ara servi-lo com todo ardor</w:t>
+        <w:t>[REFRÃO]</w:t>
       </w:r>
     </w:p>
     <w:p>
       <w:pPr>
-        <w:spacing w:before="120"/>
+        <w:spacing w:after="120"/>
       </w:pPr>
       <w:r>
-        <w:t xml:space="preserve">Vejo ao longe campos vastos, </w:t>
+        <w:t xml:space="preserve">Desprezando deste mundo as sendas ardilosas </w:t>
       </w:r>
       <w:r>
         <w:br/>
       </w:r>
       <w:r>
-        <w:t>P</w:t>
-      </w:r>
-      <w:r>
-        <w:t xml:space="preserve">rontos </w:t>
+        <w:t>V</w:t>
+      </w:r>
+      <w:r>
+        <w:t xml:space="preserve">olto o meu olhar </w:t>
       </w:r>
       <w:proofErr w:type="gramStart"/>
       <w:r>
@@ -186,34 +265,27 @@
       </w:r>
       <w:proofErr w:type="gramEnd"/>
       <w:r>
-        <w:t xml:space="preserve"> colheita multidões sem luz,</w:t>
+        <w:t xml:space="preserve"> cruz de quem me resgatou</w:t>
       </w:r>
       <w:r>
         <w:br/>
       </w:r>
       <w:r>
-        <w:t>S</w:t>
-      </w:r>
-      <w:r>
-        <w:t>em Deus, aguardam salvação</w:t>
-      </w:r>
-    </w:p>
-    <w:p>
-      <w:r>
-        <w:t xml:space="preserve">Vem ó Deus, desperta o amor da geração eleita </w:t>
-      </w:r>
-    </w:p>
-    <w:p>
-      <w:r>
-        <w:t>P</w:t>
-      </w:r>
-      <w:r>
-        <w:t>ara os teus obreiros concede unção</w:t>
+        <w:t xml:space="preserve">Dele tenho na alma, então, as bênçãos mui gloriosas </w:t>
+      </w:r>
+      <w:r>
+        <w:br/>
+      </w:r>
+      <w:r>
+        <w:t>E</w:t>
+      </w:r>
+      <w:r>
+        <w:t xml:space="preserve"> feliz com cristo cantando vou</w:t>
       </w:r>
     </w:p>
     <w:p>
       <w:pPr>
-        <w:spacing w:before="120"/>
+        <w:spacing w:after="120"/>
         <w:rPr>
           <w:b/>
           <w:bCs/>
@@ -230,68 +302,6 @@
         </w:rPr>
         <w:t>[REFRÃO]</w:t>
       </w:r>
-    </w:p>
-    <w:p>
-      <w:pPr>
-        <w:spacing w:before="120"/>
-      </w:pPr>
-      <w:r>
-        <w:t xml:space="preserve">Desprezando deste mundo as sendas ardilosas </w:t>
-      </w:r>
-    </w:p>
-    <w:p>
-      <w:r>
-        <w:t>V</w:t>
-      </w:r>
-      <w:r>
-        <w:t xml:space="preserve">olto o meu olhar </w:t>
-      </w:r>
-      <w:proofErr w:type="gramStart"/>
-      <w:r>
-        <w:t>pra</w:t>
-      </w:r>
-      <w:proofErr w:type="gramEnd"/>
-      <w:r>
-        <w:t xml:space="preserve"> cruz de quem me resgatou</w:t>
-      </w:r>
-    </w:p>
-    <w:p>
-      <w:r>
-        <w:t xml:space="preserve">Dele tenho na alma, então, as bênçãos mui gloriosas </w:t>
-      </w:r>
-    </w:p>
-    <w:p>
-      <w:r>
-        <w:t>E</w:t>
-      </w:r>
-      <w:r>
-        <w:t xml:space="preserve"> feliz com cristo cantando vou</w:t>
-      </w:r>
-    </w:p>
-    <w:p>
-      <w:pPr>
-        <w:spacing w:before="120"/>
-        <w:rPr>
-          <w:b/>
-          <w:bCs/>
-          <w:i/>
-          <w:iCs/>
-        </w:rPr>
-      </w:pPr>
-      <w:r>
-        <w:rPr>
-          <w:b/>
-          <w:bCs/>
-          <w:i/>
-          <w:iCs/>
-        </w:rPr>
-        <w:t>[REFRÃO]</w:t>
-      </w:r>
-    </w:p>
-    <w:p>
-      <w:pPr>
-        <w:spacing w:after="120"/>
-      </w:pPr>
     </w:p>
     <w:sectPr>
       <w:pgSz w:w="11906" w:h="16838"/>
